--- a/МатМодиИИ/ФОС/ОС_Б1.О.04.18_Базы_данных.docx
+++ b/МатМодиИИ/ФОС/ОС_Б1.О.04.18_Базы_данных.docx
@@ -598,7 +598,7 @@
                 <w:sz w:val="28"/>
                 <w:szCs w:val="28"/>
               </w:rPr>
-              <w:t xml:space="preserve">Направленность (профиль):</w:t>
+              <w:t xml:space="preserve">Направленность (профиль)/специализация программы:</w:t>
             </w:r>
           </w:p>
         </w:tc>
@@ -835,7 +835,7 @@
           <w:sz w:val="28"/>
           <w:szCs w:val="28"/>
         </w:rPr>
-        <w:t xml:space="preserve">Рязань, </w:t>
+        <w:t xml:space="preserve">Рязань 2026</w:t>
       </w:r>
       <w:r>
         <w:rPr>
@@ -844,7 +844,7 @@
           <w:sz w:val="28"/>
           <w:szCs w:val="28"/>
         </w:rPr>
-        <w:t>2026</w:t>
+        <w:t/>
       </w:r>
     </w:p>
     <w:p>
@@ -1599,7 +1599,7 @@
           <w:szCs w:val="24"/>
           <w:lang w:val="ru-RU" w:eastAsia="zh-CN"/>
         </w:rPr>
-        <w:t xml:space="preserve">ПАСПОРТ ОЦЕНОЧНЫХ МАТЕРИАЛОВ ПО ДИСЦИПЛИНЕ ДЛЯ ПРОМЕЖУТОЧНОЙ АТТЕСТАЦИИ</w:t>
+        <w:t xml:space="preserve">ПАСПОРТ ОЦЕНОЧНЫХ МАТЕРИАЛОВ ПО ДИСЦИПЛИНЕ (МОДУЛЮ) ДЛЯ ПРОМЕЖУТОЧНОЙ АТТЕСТАЦИИ</w:t>
       </w:r>
     </w:p>
     <w:tbl>
@@ -9097,6 +9097,1368 @@
     </w:p>
     <w:p>
       <w:pPr>
+        <w:widowControl/>
+        <w:autoSpaceDE/>
+        <w:autoSpaceDN/>
+        <w:adjustRightInd/>
+        <w:spacing w:after="200" w:line="276" w:lineRule="auto"/>
+        <w:ind w:firstLine="0"/>
+        <w:jc w:val="center"/>
+        <w:rPr>
+          <w:kern w:val="2"/>
+          <w:sz w:val="28"/>
+          <w:szCs w:val="28"/>
+          <w:lang w:eastAsia="en-US"/>
+        </w:rPr>
+        <w:keepNext/>
+        <w:keepLines/>
+      </w:pPr>
+      <w:r>
+        <w:t>Формы текущего контроля успеваемости</w:t>
+      </w:r>
+    </w:p>
+    <w:p>
+      <w:pPr>
+        <w:widowControl/>
+        <w:tabs>
+          <w:tab w:val="left" w:pos="709"/>
+        </w:tabs>
+        <w:suppressAutoHyphens w:val="0"/>
+        <w:spacing w:line="0" w:lineRule="atLeast"/>
+        <w:ind w:left="709" w:hanging="709"/>
+        <w:rPr>
+          <w:rFonts w:ascii="Times New Roman" w:hAnsi="Times New Roman" w:cs="Times New Roman"/>
+          <w:color w:val="auto"/>
+          <w:sz w:val="28"/>
+          <w:szCs w:val="28"/>
+        </w:rPr>
+      </w:pPr>
+      <w:r>
+        <w:rPr>
+          <w:rFonts w:ascii="Times New Roman" w:hAnsi="Times New Roman" w:cs="Times New Roman"/>
+          <w:color w:val="auto"/>
+          <w:sz w:val="28"/>
+          <w:szCs w:val="28"/>
+        </w:rPr>
+        <w:t>Защита лабораторных работ;</w:t>
+      </w:r>
+    </w:p>
+    <w:p>
+      <w:pPr>
+        <w:keepNext w:val="0"/>
+        <w:keepLines/>
+        <w:widowControl/>
+        <w:tabs>
+          <w:tab w:val="left" w:pos="709"/>
+        </w:tabs>
+        <w:suppressAutoHyphens w:val="0"/>
+        <w:spacing w:line="0" w:lineRule="atLeast"/>
+        <w:ind w:left="709" w:hanging="709"/>
+        <w:rPr>
+          <w:rFonts w:ascii="Times New Roman" w:hAnsi="Times New Roman" w:cs="Times New Roman"/>
+          <w:color w:val="auto"/>
+          <w:sz w:val="28"/>
+          <w:szCs w:val="28"/>
+        </w:rPr>
+      </w:pPr>
+      <w:r>
+        <w:rPr>
+          <w:rFonts w:ascii="Times New Roman" w:hAnsi="Times New Roman" w:cs="Times New Roman"/>
+          <w:color w:val="auto"/>
+          <w:sz w:val="28"/>
+          <w:szCs w:val="28"/>
+        </w:rPr>
+        <w:t>Для ОПК-3.3 в работе по интеграции с расчетной программой проверяются схема таблицы признаков, идентификаторы объектов, агрегаты, дата среза и повторяемость выгрузки. Проверка выполняется на заранее заданных контрольных записях.</w:t>
+      </w:r>
+    </w:p>
+    <w:p>
+      <w:pPr>
+        <w:keepNext/>
+        <w:keepLines/>
+        <w:widowControl/>
+        <w:suppressAutoHyphens w:val="0"/>
+        <w:autoSpaceDE w:val="0"/>
+        <w:autoSpaceDN w:val="0"/>
+        <w:jc w:val="both"/>
+        <w:rPr>
+          <w:rFonts w:ascii="Times New Roman" w:eastAsia="Times New Roman" w:hAnsi="Times New Roman" w:cs="Times New Roman"/>
+          <w:color w:val="auto"/>
+          <w:sz w:val="28"/>
+          <w:szCs w:val="28"/>
+          <w:lang w:eastAsia="en-US" w:bidi="ar-SA"/>
+        </w:rPr>
+      </w:pPr>
+      <w:r>
+        <w:rPr>
+          <w:rFonts w:ascii="Times New Roman" w:eastAsia="Times New Roman" w:hAnsi="Times New Roman" w:cs="Times New Roman"/>
+          <w:color w:val="auto"/>
+          <w:sz w:val="28"/>
+          <w:szCs w:val="28"/>
+          <w:lang w:eastAsia="en-US" w:bidi="ar-SA"/>
+        </w:rPr>
+        <w:t>Перечень лабораторных работ (при наличии)</w:t>
+      </w:r>
+    </w:p>
+    <w:p>
+      <w:pPr>
+        <w:keepNext/>
+        <w:widowControl/>
+        <w:suppressAutoHyphens w:val="0"/>
+        <w:autoSpaceDE w:val="0"/>
+        <w:autoSpaceDN w:val="0"/>
+        <w:jc w:val="both"/>
+        <w:rPr>
+          <w:rFonts w:ascii="Times New Roman" w:eastAsia="Times New Roman" w:hAnsi="Times New Roman" w:cs="Times New Roman"/>
+          <w:color w:val="auto"/>
+          <w:sz w:val="28"/>
+          <w:szCs w:val="28"/>
+          <w:lang w:eastAsia="en-US" w:bidi="ar-SA"/>
+        </w:rPr>
+      </w:pPr>
+    </w:p>
+    <w:tbl>
+      <w:tblPr>
+        <w:tblW w:w="0" w:type="auto"/>
+        <w:tblBorders>
+          <w:top w:val="single" w:sz="4" w:space="0" w:color="auto"/>
+          <w:left w:val="single" w:sz="4" w:space="0" w:color="auto"/>
+          <w:bottom w:val="single" w:sz="4" w:space="0" w:color="auto"/>
+          <w:right w:val="single" w:sz="4" w:space="0" w:color="auto"/>
+          <w:insideH w:val="single" w:sz="4" w:space="0" w:color="auto"/>
+          <w:insideV w:val="single" w:sz="4" w:space="0" w:color="auto"/>
+        </w:tblBorders>
+        <w:tblLook w:val="04A0" w:firstRow="1" w:lastRow="0" w:firstColumn="1" w:lastColumn="0" w:noHBand="0" w:noVBand="1"/>
+      </w:tblPr>
+      <w:tblGrid>
+        <w:gridCol w:w="1218"/>
+        <w:gridCol w:w="1091"/>
+        <w:gridCol w:w="2654"/>
+        <w:gridCol w:w="4607"/>
+      </w:tblGrid>
+      <w:tr>
+        <w:trPr>
+          <w:tblHeader/>
+        </w:trPr>
+        <w:tc>
+          <w:tcPr>
+            <w:tcW w:w="0" w:type="auto"/>
+            <w:shd w:val="clear" w:color="auto" w:fill="auto"/>
+          </w:tcPr>
+          <w:p>
+            <w:pPr>
+              <w:keepNext/>
+              <w:jc w:val="center"/>
+              <w:rPr>
+                <w:szCs w:val="22"/>
+              </w:rPr>
+            </w:pPr>
+            <w:r>
+              <w:rPr>
+                <w:rFonts w:ascii="Times New Roman" w:hAnsi="Times New Roman"/>
+                <w:b/>
+                <w:sz w:val="24"/>
+                <w:szCs w:val="22"/>
+              </w:rPr>
+              <w:t>№ семестра</w:t>
+            </w:r>
+          </w:p>
+        </w:tc>
+        <w:tc>
+          <w:tcPr>
+            <w:tcW w:w="0" w:type="auto"/>
+            <w:shd w:val="clear" w:color="auto" w:fill="auto"/>
+          </w:tcPr>
+          <w:p>
+            <w:pPr>
+              <w:keepNext/>
+              <w:jc w:val="center"/>
+              <w:rPr>
+                <w:szCs w:val="22"/>
+              </w:rPr>
+            </w:pPr>
+            <w:r>
+              <w:rPr>
+                <w:rFonts w:ascii="Times New Roman" w:hAnsi="Times New Roman"/>
+                <w:b/>
+                <w:sz w:val="24"/>
+                <w:szCs w:val="22"/>
+              </w:rPr>
+              <w:t>№ раздела</w:t>
+            </w:r>
+          </w:p>
+        </w:tc>
+        <w:tc>
+          <w:tcPr>
+            <w:tcW w:w="0" w:type="auto"/>
+            <w:shd w:val="clear" w:color="auto" w:fill="auto"/>
+          </w:tcPr>
+          <w:p>
+            <w:pPr>
+              <w:keepNext/>
+              <w:jc w:val="center"/>
+              <w:rPr>
+                <w:szCs w:val="22"/>
+              </w:rPr>
+            </w:pPr>
+            <w:r>
+              <w:rPr>
+                <w:rFonts w:ascii="Times New Roman" w:hAnsi="Times New Roman"/>
+                <w:b/>
+                <w:sz w:val="24"/>
+                <w:szCs w:val="22"/>
+              </w:rPr>
+              <w:t>Наименование раздела учебной дисциплины</w:t>
+            </w:r>
+          </w:p>
+        </w:tc>
+        <w:tc>
+          <w:tcPr>
+            <w:tcW w:w="0" w:type="auto"/>
+            <w:shd w:val="clear" w:color="auto" w:fill="auto"/>
+          </w:tcPr>
+          <w:p>
+            <w:pPr>
+              <w:keepNext/>
+              <w:jc w:val="center"/>
+              <w:rPr>
+                <w:szCs w:val="22"/>
+              </w:rPr>
+            </w:pPr>
+            <w:r>
+              <w:rPr>
+                <w:rFonts w:ascii="Times New Roman" w:hAnsi="Times New Roman"/>
+                <w:b/>
+                <w:sz w:val="24"/>
+                <w:szCs w:val="22"/>
+              </w:rPr>
+              <w:t>Название лабораторной работы</w:t>
+            </w:r>
+          </w:p>
+        </w:tc>
+      </w:tr>
+      <w:tr>
+        <w:trPr>
+          <w:cantSplit/>
+        </w:trPr>
+        <w:tc>
+          <w:tcPr>
+            <w:tcW w:w="0" w:type="auto"/>
+            <w:vMerge w:val="restart"/>
+            <w:shd w:val="clear" w:color="auto" w:fill="auto"/>
+          </w:tcPr>
+          <w:p>
+            <w:pPr>
+              <w:keepNext/>
+              <w:jc w:val="center"/>
+              <w:rPr>
+                <w:szCs w:val="22"/>
+              </w:rPr>
+            </w:pPr>
+            <w:r>
+              <w:rPr>
+                <w:rFonts w:ascii="Times New Roman" w:hAnsi="Times New Roman"/>
+                <w:sz w:val="24"/>
+                <w:szCs w:val="22"/>
+              </w:rPr>
+              <w:t>3</w:t>
+            </w:r>
+          </w:p>
+        </w:tc>
+        <w:tc>
+          <w:tcPr>
+            <w:tcW w:w="0" w:type="auto"/>
+            <w:vMerge w:val="restart"/>
+            <w:shd w:val="clear" w:color="auto" w:fill="auto"/>
+          </w:tcPr>
+          <w:p>
+            <w:pPr>
+              <w:keepNext/>
+              <w:jc w:val="center"/>
+              <w:rPr>
+                <w:szCs w:val="22"/>
+              </w:rPr>
+            </w:pPr>
+            <w:r>
+              <w:rPr>
+                <w:rFonts w:ascii="Times New Roman" w:hAnsi="Times New Roman"/>
+                <w:sz w:val="24"/>
+                <w:szCs w:val="22"/>
+              </w:rPr>
+              <w:t>1</w:t>
+            </w:r>
+          </w:p>
+        </w:tc>
+        <w:tc>
+          <w:tcPr>
+            <w:tcW w:w="0" w:type="auto"/>
+            <w:vMerge w:val="restart"/>
+            <w:shd w:val="clear" w:color="auto" w:fill="auto"/>
+          </w:tcPr>
+          <w:p>
+            <w:pPr>
+              <w:keepNext/>
+              <w:jc w:val="center"/>
+              <w:rPr>
+                <w:szCs w:val="22"/>
+              </w:rPr>
+            </w:pPr>
+            <w:r>
+              <w:rPr>
+                <w:rFonts w:ascii="Times New Roman" w:hAnsi="Times New Roman"/>
+                <w:sz w:val="24"/>
+                <w:szCs w:val="22"/>
+              </w:rPr>
+              <w:t>Концептуальная и реляционная модели данных</w:t>
+            </w:r>
+          </w:p>
+        </w:tc>
+        <w:tc>
+          <w:tcPr>
+            <w:tcW w:w="0" w:type="auto"/>
+            <w:shd w:val="clear" w:color="auto" w:fill="auto"/>
+          </w:tcPr>
+          <w:p>
+            <w:pPr>
+              <w:keepNext/>
+              <w:rPr>
+                <w:szCs w:val="22"/>
+              </w:rPr>
+            </w:pPr>
+            <w:r>
+              <w:rPr>
+                <w:rFonts w:ascii="Times New Roman" w:hAnsi="Times New Roman"/>
+                <w:sz w:val="24"/>
+                <w:szCs w:val="22"/>
+              </w:rPr>
+              <w:t>Лабораторная работа №1. Построение ER-модели хранения экспериментальных серий</w:t>
+            </w:r>
+          </w:p>
+        </w:tc>
+      </w:tr>
+      <w:tr>
+        <w:trPr>
+          <w:cantSplit/>
+        </w:trPr>
+        <w:tc>
+          <w:tcPr>
+            <w:tcW w:w="0" w:type="auto"/>
+            <w:vMerge/>
+            <w:shd w:val="clear" w:color="auto" w:fill="auto"/>
+          </w:tcPr>
+          <w:p/>
+        </w:tc>
+        <w:tc>
+          <w:tcPr>
+            <w:tcW w:w="0" w:type="auto"/>
+            <w:vMerge/>
+            <w:shd w:val="clear" w:color="auto" w:fill="auto"/>
+          </w:tcPr>
+          <w:p/>
+        </w:tc>
+        <w:tc>
+          <w:tcPr>
+            <w:tcW w:w="0" w:type="auto"/>
+            <w:vMerge/>
+            <w:shd w:val="clear" w:color="auto" w:fill="auto"/>
+          </w:tcPr>
+          <w:p/>
+        </w:tc>
+        <w:tc>
+          <w:tcPr>
+            <w:tcW w:w="0" w:type="auto"/>
+            <w:shd w:val="clear" w:color="auto" w:fill="auto"/>
+          </w:tcPr>
+          <w:p>
+            <w:pPr>
+              <w:keepNext/>
+              <w:rPr>
+                <w:szCs w:val="22"/>
+              </w:rPr>
+            </w:pPr>
+            <w:r>
+              <w:rPr>
+                <w:rFonts w:ascii="Times New Roman" w:hAnsi="Times New Roman"/>
+                <w:sz w:val="24"/>
+                <w:szCs w:val="22"/>
+              </w:rPr>
+              <w:t>Лабораторная работа №2. Перевод ER-модели измерительного эксперимента в таблицы с проверкой мощности связей</w:t>
+            </w:r>
+          </w:p>
+        </w:tc>
+      </w:tr>
+      <w:tr>
+        <w:trPr>
+          <w:cantSplit/>
+        </w:trPr>
+        <w:tc>
+          <w:tcPr>
+            <w:tcW w:w="0" w:type="auto"/>
+            <w:vMerge/>
+            <w:shd w:val="clear" w:color="auto" w:fill="auto"/>
+          </w:tcPr>
+          <w:p/>
+        </w:tc>
+        <w:tc>
+          <w:tcPr>
+            <w:tcW w:w="0" w:type="auto"/>
+            <w:vMerge w:val="restart"/>
+            <w:shd w:val="clear" w:color="auto" w:fill="auto"/>
+          </w:tcPr>
+          <w:p>
+            <w:pPr>
+              <w:keepNext/>
+              <w:jc w:val="center"/>
+              <w:rPr>
+                <w:szCs w:val="22"/>
+              </w:rPr>
+            </w:pPr>
+            <w:r>
+              <w:rPr>
+                <w:rFonts w:ascii="Times New Roman" w:hAnsi="Times New Roman"/>
+                <w:sz w:val="24"/>
+                <w:szCs w:val="22"/>
+              </w:rPr>
+              <w:t>2</w:t>
+            </w:r>
+          </w:p>
+        </w:tc>
+        <w:tc>
+          <w:tcPr>
+            <w:tcW w:w="0" w:type="auto"/>
+            <w:vMerge w:val="restart"/>
+            <w:shd w:val="clear" w:color="auto" w:fill="auto"/>
+          </w:tcPr>
+          <w:p>
+            <w:pPr>
+              <w:keepNext/>
+              <w:jc w:val="center"/>
+              <w:rPr>
+                <w:szCs w:val="22"/>
+              </w:rPr>
+            </w:pPr>
+            <w:r>
+              <w:rPr>
+                <w:rFonts w:ascii="Times New Roman" w:hAnsi="Times New Roman"/>
+                <w:sz w:val="24"/>
+                <w:szCs w:val="22"/>
+              </w:rPr>
+              <w:t>Функциональные зависимости и нормализация</w:t>
+            </w:r>
+          </w:p>
+        </w:tc>
+        <w:tc>
+          <w:tcPr>
+            <w:tcW w:w="0" w:type="auto"/>
+            <w:shd w:val="clear" w:color="auto" w:fill="auto"/>
+          </w:tcPr>
+          <w:p>
+            <w:pPr>
+              <w:keepNext/>
+              <w:rPr>
+                <w:szCs w:val="22"/>
+              </w:rPr>
+            </w:pPr>
+            <w:r>
+              <w:rPr>
+                <w:rFonts w:ascii="Times New Roman" w:hAnsi="Times New Roman"/>
+                <w:sz w:val="24"/>
+                <w:szCs w:val="22"/>
+              </w:rPr>
+              <w:t>Лабораторная работа №3. Декомпозиция таблицы результатов измерений без потерь и устранение аномалий обновления</w:t>
+            </w:r>
+          </w:p>
+        </w:tc>
+      </w:tr>
+      <w:tr>
+        <w:trPr>
+          <w:cantSplit/>
+        </w:trPr>
+        <w:tc>
+          <w:tcPr>
+            <w:tcW w:w="0" w:type="auto"/>
+            <w:vMerge/>
+            <w:shd w:val="clear" w:color="auto" w:fill="auto"/>
+          </w:tcPr>
+          <w:p/>
+        </w:tc>
+        <w:tc>
+          <w:tcPr>
+            <w:tcW w:w="0" w:type="auto"/>
+            <w:vMerge/>
+            <w:shd w:val="clear" w:color="auto" w:fill="auto"/>
+          </w:tcPr>
+          <w:p/>
+        </w:tc>
+        <w:tc>
+          <w:tcPr>
+            <w:tcW w:w="0" w:type="auto"/>
+            <w:vMerge/>
+            <w:shd w:val="clear" w:color="auto" w:fill="auto"/>
+          </w:tcPr>
+          <w:p/>
+        </w:tc>
+        <w:tc>
+          <w:tcPr>
+            <w:tcW w:w="0" w:type="auto"/>
+            <w:shd w:val="clear" w:color="auto" w:fill="auto"/>
+          </w:tcPr>
+          <w:p>
+            <w:pPr>
+              <w:keepNext/>
+              <w:rPr>
+                <w:szCs w:val="22"/>
+              </w:rPr>
+            </w:pPr>
+            <w:r>
+              <w:rPr>
+                <w:rFonts w:ascii="Times New Roman" w:hAnsi="Times New Roman"/>
+                <w:sz w:val="24"/>
+                <w:szCs w:val="22"/>
+              </w:rPr>
+              <w:t>Лабораторная работа №4. Нахождение кандидатных ключей по функциональным зависимостям и проверка сохранения ограничений после декомпозиции</w:t>
+            </w:r>
+          </w:p>
+        </w:tc>
+      </w:tr>
+      <w:tr>
+        <w:trPr>
+          <w:cantSplit/>
+        </w:trPr>
+        <w:tc>
+          <w:tcPr>
+            <w:tcW w:w="0" w:type="auto"/>
+            <w:vMerge/>
+            <w:shd w:val="clear" w:color="auto" w:fill="auto"/>
+          </w:tcPr>
+          <w:p/>
+        </w:tc>
+        <w:tc>
+          <w:tcPr>
+            <w:tcW w:w="0" w:type="auto"/>
+            <w:vMerge w:val="restart"/>
+            <w:shd w:val="clear" w:color="auto" w:fill="auto"/>
+          </w:tcPr>
+          <w:p>
+            <w:pPr>
+              <w:keepNext/>
+              <w:jc w:val="center"/>
+              <w:rPr>
+                <w:szCs w:val="22"/>
+              </w:rPr>
+            </w:pPr>
+            <w:r>
+              <w:rPr>
+                <w:rFonts w:ascii="Times New Roman" w:hAnsi="Times New Roman"/>
+                <w:sz w:val="24"/>
+                <w:szCs w:val="22"/>
+              </w:rPr>
+              <w:t>3</w:t>
+            </w:r>
+          </w:p>
+        </w:tc>
+        <w:tc>
+          <w:tcPr>
+            <w:tcW w:w="0" w:type="auto"/>
+            <w:vMerge w:val="restart"/>
+            <w:shd w:val="clear" w:color="auto" w:fill="auto"/>
+          </w:tcPr>
+          <w:p>
+            <w:pPr>
+              <w:keepNext/>
+              <w:jc w:val="center"/>
+              <w:rPr>
+                <w:szCs w:val="22"/>
+              </w:rPr>
+            </w:pPr>
+            <w:r>
+              <w:rPr>
+                <w:rFonts w:ascii="Times New Roman" w:hAnsi="Times New Roman"/>
+                <w:sz w:val="24"/>
+                <w:szCs w:val="22"/>
+              </w:rPr>
+              <w:t>Определение данных и целостность в SQL</w:t>
+            </w:r>
+          </w:p>
+        </w:tc>
+        <w:tc>
+          <w:tcPr>
+            <w:tcW w:w="0" w:type="auto"/>
+            <w:shd w:val="clear" w:color="auto" w:fill="auto"/>
+          </w:tcPr>
+          <w:p>
+            <w:pPr>
+              <w:keepNext/>
+              <w:rPr>
+                <w:szCs w:val="22"/>
+              </w:rPr>
+            </w:pPr>
+            <w:r>
+              <w:rPr>
+                <w:rFonts w:ascii="Times New Roman" w:hAnsi="Times New Roman"/>
+                <w:sz w:val="24"/>
+                <w:szCs w:val="22"/>
+              </w:rPr>
+              <w:t>Лабораторная работа №5. Создание таблиц расчетных серий в PostgreSQL и проверка ограничений на ошибочных входных записях</w:t>
+            </w:r>
+          </w:p>
+        </w:tc>
+      </w:tr>
+      <w:tr>
+        <w:trPr>
+          <w:cantSplit/>
+        </w:trPr>
+        <w:tc>
+          <w:tcPr>
+            <w:tcW w:w="0" w:type="auto"/>
+            <w:vMerge/>
+            <w:shd w:val="clear" w:color="auto" w:fill="auto"/>
+          </w:tcPr>
+          <w:p/>
+        </w:tc>
+        <w:tc>
+          <w:tcPr>
+            <w:tcW w:w="0" w:type="auto"/>
+            <w:vMerge/>
+            <w:shd w:val="clear" w:color="auto" w:fill="auto"/>
+          </w:tcPr>
+          <w:p/>
+        </w:tc>
+        <w:tc>
+          <w:tcPr>
+            <w:tcW w:w="0" w:type="auto"/>
+            <w:vMerge/>
+            <w:shd w:val="clear" w:color="auto" w:fill="auto"/>
+          </w:tcPr>
+          <w:p/>
+        </w:tc>
+        <w:tc>
+          <w:tcPr>
+            <w:tcW w:w="0" w:type="auto"/>
+            <w:shd w:val="clear" w:color="auto" w:fill="auto"/>
+          </w:tcPr>
+          <w:p>
+            <w:pPr>
+              <w:keepNext/>
+              <w:rPr>
+                <w:szCs w:val="22"/>
+              </w:rPr>
+            </w:pPr>
+            <w:r>
+              <w:rPr>
+                <w:rFonts w:ascii="Times New Roman" w:hAnsi="Times New Roman"/>
+                <w:sz w:val="24"/>
+                <w:szCs w:val="22"/>
+              </w:rPr>
+              <w:t>Лабораторная работа №6. Исследование влияния NULL и трехзначной логики на ограничения целостности</w:t>
+            </w:r>
+          </w:p>
+        </w:tc>
+      </w:tr>
+      <w:tr>
+        <w:trPr>
+          <w:cantSplit/>
+        </w:trPr>
+        <w:tc>
+          <w:tcPr>
+            <w:tcW w:w="0" w:type="auto"/>
+            <w:vMerge/>
+            <w:shd w:val="clear" w:color="auto" w:fill="auto"/>
+          </w:tcPr>
+          <w:p/>
+        </w:tc>
+        <w:tc>
+          <w:tcPr>
+            <w:tcW w:w="0" w:type="auto"/>
+            <w:vMerge w:val="restart"/>
+            <w:shd w:val="clear" w:color="auto" w:fill="auto"/>
+          </w:tcPr>
+          <w:p>
+            <w:pPr>
+              <w:keepNext/>
+              <w:jc w:val="center"/>
+              <w:rPr>
+                <w:szCs w:val="22"/>
+              </w:rPr>
+            </w:pPr>
+            <w:r>
+              <w:rPr>
+                <w:rFonts w:ascii="Times New Roman" w:hAnsi="Times New Roman"/>
+                <w:sz w:val="24"/>
+                <w:szCs w:val="22"/>
+              </w:rPr>
+              <w:t>4</w:t>
+            </w:r>
+          </w:p>
+        </w:tc>
+        <w:tc>
+          <w:tcPr>
+            <w:tcW w:w="0" w:type="auto"/>
+            <w:vMerge w:val="restart"/>
+            <w:shd w:val="clear" w:color="auto" w:fill="auto"/>
+          </w:tcPr>
+          <w:p>
+            <w:pPr>
+              <w:keepNext/>
+              <w:jc w:val="center"/>
+              <w:rPr>
+                <w:szCs w:val="22"/>
+              </w:rPr>
+            </w:pPr>
+            <w:r>
+              <w:rPr>
+                <w:rFonts w:ascii="Times New Roman" w:hAnsi="Times New Roman"/>
+                <w:sz w:val="24"/>
+                <w:szCs w:val="22"/>
+              </w:rPr>
+              <w:t>Запросы и сводная обработка данных</w:t>
+            </w:r>
+          </w:p>
+        </w:tc>
+        <w:tc>
+          <w:tcPr>
+            <w:tcW w:w="0" w:type="auto"/>
+            <w:shd w:val="clear" w:color="auto" w:fill="auto"/>
+          </w:tcPr>
+          <w:p>
+            <w:pPr>
+              <w:keepNext/>
+              <w:rPr>
+                <w:szCs w:val="22"/>
+              </w:rPr>
+            </w:pPr>
+            <w:r>
+              <w:rPr>
+                <w:rFonts w:ascii="Times New Roman" w:hAnsi="Times New Roman"/>
+                <w:sz w:val="24"/>
+                <w:szCs w:val="22"/>
+              </w:rPr>
+              <w:t>Лабораторная работа №7. Формирование расчетных сводок SQL-запросами с соединениями, группировкой и обработкой NULL</w:t>
+            </w:r>
+          </w:p>
+        </w:tc>
+      </w:tr>
+      <w:tr>
+        <w:trPr>
+          <w:cantSplit/>
+        </w:trPr>
+        <w:tc>
+          <w:tcPr>
+            <w:tcW w:w="0" w:type="auto"/>
+            <w:vMerge/>
+            <w:shd w:val="clear" w:color="auto" w:fill="auto"/>
+          </w:tcPr>
+          <w:p/>
+        </w:tc>
+        <w:tc>
+          <w:tcPr>
+            <w:tcW w:w="0" w:type="auto"/>
+            <w:vMerge/>
+            <w:shd w:val="clear" w:color="auto" w:fill="auto"/>
+          </w:tcPr>
+          <w:p/>
+        </w:tc>
+        <w:tc>
+          <w:tcPr>
+            <w:tcW w:w="0" w:type="auto"/>
+            <w:vMerge/>
+            <w:shd w:val="clear" w:color="auto" w:fill="auto"/>
+          </w:tcPr>
+          <w:p/>
+        </w:tc>
+        <w:tc>
+          <w:tcPr>
+            <w:tcW w:w="0" w:type="auto"/>
+            <w:shd w:val="clear" w:color="auto" w:fill="auto"/>
+          </w:tcPr>
+          <w:p>
+            <w:pPr>
+              <w:keepNext/>
+              <w:rPr>
+                <w:szCs w:val="22"/>
+              </w:rPr>
+            </w:pPr>
+            <w:r>
+              <w:rPr>
+                <w:rFonts w:ascii="Times New Roman" w:hAnsi="Times New Roman"/>
+                <w:sz w:val="24"/>
+                <w:szCs w:val="22"/>
+              </w:rPr>
+              <w:t>Лабораторная работа №8. Расчет порядковых номеров, скользящих средних и изменений показателя оконными функциями SQL</w:t>
+            </w:r>
+          </w:p>
+        </w:tc>
+      </w:tr>
+      <w:tr>
+        <w:trPr>
+          <w:cantSplit/>
+        </w:trPr>
+        <w:tc>
+          <w:tcPr>
+            <w:tcW w:w="0" w:type="auto"/>
+            <w:vMerge w:val="restart"/>
+            <w:shd w:val="clear" w:color="auto" w:fill="auto"/>
+          </w:tcPr>
+          <w:p>
+            <w:pPr>
+              <w:keepNext/>
+              <w:jc w:val="center"/>
+              <w:rPr>
+                <w:szCs w:val="22"/>
+              </w:rPr>
+            </w:pPr>
+            <w:r>
+              <w:rPr>
+                <w:rFonts w:ascii="Times New Roman" w:hAnsi="Times New Roman"/>
+                <w:sz w:val="24"/>
+                <w:szCs w:val="22"/>
+              </w:rPr>
+              <w:t>4</w:t>
+            </w:r>
+          </w:p>
+        </w:tc>
+        <w:tc>
+          <w:tcPr>
+            <w:tcW w:w="0" w:type="auto"/>
+            <w:vMerge w:val="restart"/>
+            <w:shd w:val="clear" w:color="auto" w:fill="auto"/>
+          </w:tcPr>
+          <w:p>
+            <w:pPr>
+              <w:keepNext/>
+              <w:jc w:val="center"/>
+              <w:rPr>
+                <w:szCs w:val="22"/>
+              </w:rPr>
+            </w:pPr>
+            <w:r>
+              <w:rPr>
+                <w:rFonts w:ascii="Times New Roman" w:hAnsi="Times New Roman"/>
+                <w:sz w:val="24"/>
+                <w:szCs w:val="22"/>
+              </w:rPr>
+              <w:t>1</w:t>
+            </w:r>
+          </w:p>
+        </w:tc>
+        <w:tc>
+          <w:tcPr>
+            <w:tcW w:w="0" w:type="auto"/>
+            <w:vMerge w:val="restart"/>
+            <w:shd w:val="clear" w:color="auto" w:fill="auto"/>
+          </w:tcPr>
+          <w:p>
+            <w:pPr>
+              <w:keepNext/>
+              <w:jc w:val="center"/>
+              <w:rPr>
+                <w:szCs w:val="22"/>
+              </w:rPr>
+            </w:pPr>
+            <w:r>
+              <w:rPr>
+                <w:rFonts w:ascii="Times New Roman" w:hAnsi="Times New Roman"/>
+                <w:sz w:val="24"/>
+                <w:szCs w:val="22"/>
+              </w:rPr>
+              <w:t>Транзакции и конкурентный доступ</w:t>
+            </w:r>
+          </w:p>
+        </w:tc>
+        <w:tc>
+          <w:tcPr>
+            <w:tcW w:w="0" w:type="auto"/>
+            <w:shd w:val="clear" w:color="auto" w:fill="auto"/>
+          </w:tcPr>
+          <w:p>
+            <w:pPr>
+              <w:keepNext/>
+              <w:rPr>
+                <w:szCs w:val="22"/>
+              </w:rPr>
+            </w:pPr>
+            <w:r>
+              <w:rPr>
+                <w:rFonts w:ascii="Times New Roman" w:hAnsi="Times New Roman"/>
+                <w:sz w:val="24"/>
+                <w:szCs w:val="22"/>
+              </w:rPr>
+              <w:t>Лабораторная работа №9. Воспроизведение аномалий конкурентных транзакций и проверка их устранения сменой уровня изоляции</w:t>
+            </w:r>
+          </w:p>
+        </w:tc>
+      </w:tr>
+      <w:tr>
+        <w:trPr>
+          <w:cantSplit/>
+        </w:trPr>
+        <w:tc>
+          <w:tcPr>
+            <w:tcW w:w="0" w:type="auto"/>
+            <w:vMerge/>
+            <w:shd w:val="clear" w:color="auto" w:fill="auto"/>
+          </w:tcPr>
+          <w:p/>
+        </w:tc>
+        <w:tc>
+          <w:tcPr>
+            <w:tcW w:w="0" w:type="auto"/>
+            <w:vMerge/>
+            <w:shd w:val="clear" w:color="auto" w:fill="auto"/>
+          </w:tcPr>
+          <w:p/>
+        </w:tc>
+        <w:tc>
+          <w:tcPr>
+            <w:tcW w:w="0" w:type="auto"/>
+            <w:vMerge/>
+            <w:shd w:val="clear" w:color="auto" w:fill="auto"/>
+          </w:tcPr>
+          <w:p/>
+        </w:tc>
+        <w:tc>
+          <w:tcPr>
+            <w:tcW w:w="0" w:type="auto"/>
+            <w:shd w:val="clear" w:color="auto" w:fill="auto"/>
+          </w:tcPr>
+          <w:p>
+            <w:pPr>
+              <w:keepNext/>
+              <w:rPr>
+                <w:szCs w:val="22"/>
+              </w:rPr>
+            </w:pPr>
+            <w:r>
+              <w:rPr>
+                <w:rFonts w:ascii="Times New Roman" w:hAnsi="Times New Roman"/>
+                <w:sz w:val="24"/>
+                <w:szCs w:val="22"/>
+              </w:rPr>
+              <w:t>Лабораторная работа №10. Реализация атомарного сохранения расчетной серии с откатом при нарушении ограничения</w:t>
+            </w:r>
+          </w:p>
+        </w:tc>
+      </w:tr>
+      <w:tr>
+        <w:trPr>
+          <w:cantSplit/>
+        </w:trPr>
+        <w:tc>
+          <w:tcPr>
+            <w:tcW w:w="0" w:type="auto"/>
+            <w:vMerge/>
+            <w:shd w:val="clear" w:color="auto" w:fill="auto"/>
+          </w:tcPr>
+          <w:p/>
+        </w:tc>
+        <w:tc>
+          <w:tcPr>
+            <w:tcW w:w="0" w:type="auto"/>
+            <w:vMerge w:val="restart"/>
+            <w:shd w:val="clear" w:color="auto" w:fill="auto"/>
+          </w:tcPr>
+          <w:p>
+            <w:pPr>
+              <w:keepNext/>
+              <w:jc w:val="center"/>
+              <w:rPr>
+                <w:szCs w:val="22"/>
+              </w:rPr>
+            </w:pPr>
+            <w:r>
+              <w:rPr>
+                <w:rFonts w:ascii="Times New Roman" w:hAnsi="Times New Roman"/>
+                <w:sz w:val="24"/>
+                <w:szCs w:val="22"/>
+              </w:rPr>
+              <w:t>2</w:t>
+            </w:r>
+          </w:p>
+        </w:tc>
+        <w:tc>
+          <w:tcPr>
+            <w:tcW w:w="0" w:type="auto"/>
+            <w:vMerge w:val="restart"/>
+            <w:shd w:val="clear" w:color="auto" w:fill="auto"/>
+          </w:tcPr>
+          <w:p>
+            <w:pPr>
+              <w:keepNext/>
+              <w:jc w:val="center"/>
+              <w:rPr>
+                <w:szCs w:val="22"/>
+              </w:rPr>
+            </w:pPr>
+            <w:r>
+              <w:rPr>
+                <w:rFonts w:ascii="Times New Roman" w:hAnsi="Times New Roman"/>
+                <w:sz w:val="24"/>
+                <w:szCs w:val="22"/>
+              </w:rPr>
+              <w:t>Индексы и планы выполнения запросов</w:t>
+            </w:r>
+          </w:p>
+        </w:tc>
+        <w:tc>
+          <w:tcPr>
+            <w:tcW w:w="0" w:type="auto"/>
+            <w:shd w:val="clear" w:color="auto" w:fill="auto"/>
+          </w:tcPr>
+          <w:p>
+            <w:pPr>
+              <w:keepNext/>
+              <w:rPr>
+                <w:szCs w:val="22"/>
+              </w:rPr>
+            </w:pPr>
+            <w:r>
+              <w:rPr>
+                <w:rFonts w:ascii="Times New Roman" w:hAnsi="Times New Roman"/>
+                <w:sz w:val="24"/>
+                <w:szCs w:val="22"/>
+              </w:rPr>
+              <w:t>Лабораторная работа №11. Выбор составного индекса по плану выполнения и селективности запроса к таблице измерений</w:t>
+            </w:r>
+          </w:p>
+        </w:tc>
+      </w:tr>
+      <w:tr>
+        <w:trPr>
+          <w:cantSplit/>
+        </w:trPr>
+        <w:tc>
+          <w:tcPr>
+            <w:tcW w:w="0" w:type="auto"/>
+            <w:vMerge/>
+            <w:shd w:val="clear" w:color="auto" w:fill="auto"/>
+          </w:tcPr>
+          <w:p/>
+        </w:tc>
+        <w:tc>
+          <w:tcPr>
+            <w:tcW w:w="0" w:type="auto"/>
+            <w:vMerge/>
+            <w:shd w:val="clear" w:color="auto" w:fill="auto"/>
+          </w:tcPr>
+          <w:p/>
+        </w:tc>
+        <w:tc>
+          <w:tcPr>
+            <w:tcW w:w="0" w:type="auto"/>
+            <w:vMerge/>
+            <w:shd w:val="clear" w:color="auto" w:fill="auto"/>
+          </w:tcPr>
+          <w:p/>
+        </w:tc>
+        <w:tc>
+          <w:tcPr>
+            <w:tcW w:w="0" w:type="auto"/>
+            <w:shd w:val="clear" w:color="auto" w:fill="auto"/>
+          </w:tcPr>
+          <w:p>
+            <w:pPr>
+              <w:keepNext/>
+              <w:rPr>
+                <w:szCs w:val="22"/>
+              </w:rPr>
+            </w:pPr>
+            <w:r>
+              <w:rPr>
+                <w:rFonts w:ascii="Times New Roman" w:hAnsi="Times New Roman"/>
+                <w:sz w:val="24"/>
+                <w:szCs w:val="22"/>
+              </w:rPr>
+              <w:t>Лабораторная работа №12. Сравнение фактического времени запроса до и после индексирования на наборах разного объема</w:t>
+            </w:r>
+          </w:p>
+        </w:tc>
+      </w:tr>
+      <w:tr>
+        <w:trPr>
+          <w:cantSplit/>
+        </w:trPr>
+        <w:tc>
+          <w:tcPr>
+            <w:tcW w:w="0" w:type="auto"/>
+            <w:vMerge/>
+            <w:shd w:val="clear" w:color="auto" w:fill="auto"/>
+          </w:tcPr>
+          <w:p/>
+        </w:tc>
+        <w:tc>
+          <w:tcPr>
+            <w:tcW w:w="0" w:type="auto"/>
+            <w:vMerge w:val="restart"/>
+            <w:shd w:val="clear" w:color="auto" w:fill="auto"/>
+          </w:tcPr>
+          <w:p>
+            <w:pPr>
+              <w:keepNext/>
+              <w:jc w:val="center"/>
+              <w:rPr>
+                <w:szCs w:val="22"/>
+              </w:rPr>
+            </w:pPr>
+            <w:r>
+              <w:rPr>
+                <w:rFonts w:ascii="Times New Roman" w:hAnsi="Times New Roman"/>
+                <w:sz w:val="24"/>
+                <w:szCs w:val="22"/>
+              </w:rPr>
+              <w:t>3</w:t>
+            </w:r>
+          </w:p>
+        </w:tc>
+        <w:tc>
+          <w:tcPr>
+            <w:tcW w:w="0" w:type="auto"/>
+            <w:vMerge w:val="restart"/>
+            <w:shd w:val="clear" w:color="auto" w:fill="auto"/>
+          </w:tcPr>
+          <w:p>
+            <w:pPr>
+              <w:keepNext/>
+              <w:jc w:val="center"/>
+              <w:rPr>
+                <w:szCs w:val="22"/>
+              </w:rPr>
+            </w:pPr>
+            <w:r>
+              <w:rPr>
+                <w:rFonts w:ascii="Times New Roman" w:hAnsi="Times New Roman"/>
+                <w:sz w:val="24"/>
+                <w:szCs w:val="22"/>
+              </w:rPr>
+              <w:t>Интеграция с расчетной программой</w:t>
+            </w:r>
+          </w:p>
+        </w:tc>
+        <w:tc>
+          <w:tcPr>
+            <w:tcW w:w="0" w:type="auto"/>
+            <w:shd w:val="clear" w:color="auto" w:fill="auto"/>
+          </w:tcPr>
+          <w:p>
+            <w:pPr>
+              <w:keepNext/>
+              <w:rPr>
+                <w:szCs w:val="22"/>
+              </w:rPr>
+            </w:pPr>
+            <w:r>
+              <w:rPr>
+                <w:rFonts w:ascii="Times New Roman" w:hAnsi="Times New Roman"/>
+                <w:sz w:val="24"/>
+                <w:szCs w:val="22"/>
+              </w:rPr>
+              <w:t>Лабораторная работа №13. Подключение Python к PostgreSQL и параметризованная выгрузка таблицы признаков с проверкой ключей, агрегатов и заданной даты среза</w:t>
+            </w:r>
+          </w:p>
+        </w:tc>
+      </w:tr>
+      <w:tr>
+        <w:trPr>
+          <w:cantSplit/>
+        </w:trPr>
+        <w:tc>
+          <w:tcPr>
+            <w:tcW w:w="0" w:type="auto"/>
+            <w:vMerge/>
+            <w:shd w:val="clear" w:color="auto" w:fill="auto"/>
+          </w:tcPr>
+          <w:p/>
+        </w:tc>
+        <w:tc>
+          <w:tcPr>
+            <w:tcW w:w="0" w:type="auto"/>
+            <w:vMerge/>
+            <w:shd w:val="clear" w:color="auto" w:fill="auto"/>
+          </w:tcPr>
+          <w:p/>
+        </w:tc>
+        <w:tc>
+          <w:tcPr>
+            <w:tcW w:w="0" w:type="auto"/>
+            <w:vMerge/>
+            <w:shd w:val="clear" w:color="auto" w:fill="auto"/>
+          </w:tcPr>
+          <w:p/>
+        </w:tc>
+        <w:tc>
+          <w:tcPr>
+            <w:tcW w:w="0" w:type="auto"/>
+            <w:shd w:val="clear" w:color="auto" w:fill="auto"/>
+          </w:tcPr>
+          <w:p>
+            <w:pPr>
+              <w:keepNext/>
+              <w:rPr>
+                <w:szCs w:val="22"/>
+              </w:rPr>
+            </w:pPr>
+            <w:r>
+              <w:rPr>
+                <w:rFonts w:ascii="Times New Roman" w:hAnsi="Times New Roman"/>
+                <w:sz w:val="24"/>
+                <w:szCs w:val="22"/>
+              </w:rPr>
+              <w:t>Лабораторная работа №14. Массовая загрузка результатов вычисления с контролем типов, повторных записей и ошибок транзакции</w:t>
+            </w:r>
+          </w:p>
+        </w:tc>
+      </w:tr>
+      <w:tr>
+        <w:trPr>
+          <w:cantSplit/>
+        </w:trPr>
+        <w:tc>
+          <w:tcPr>
+            <w:tcW w:w="0" w:type="auto"/>
+            <w:vMerge/>
+            <w:shd w:val="clear" w:color="auto" w:fill="auto"/>
+          </w:tcPr>
+          <w:p/>
+        </w:tc>
+        <w:tc>
+          <w:tcPr>
+            <w:tcW w:w="0" w:type="auto"/>
+            <w:vMerge w:val="restart"/>
+            <w:shd w:val="clear" w:color="auto" w:fill="auto"/>
+          </w:tcPr>
+          <w:p>
+            <w:pPr>
+              <w:keepNext/>
+              <w:jc w:val="center"/>
+              <w:rPr>
+                <w:szCs w:val="22"/>
+              </w:rPr>
+            </w:pPr>
+            <w:r>
+              <w:rPr>
+                <w:rFonts w:ascii="Times New Roman" w:hAnsi="Times New Roman"/>
+                <w:sz w:val="24"/>
+                <w:szCs w:val="22"/>
+              </w:rPr>
+              <w:t>4</w:t>
+            </w:r>
+          </w:p>
+        </w:tc>
+        <w:tc>
+          <w:tcPr>
+            <w:tcW w:w="0" w:type="auto"/>
+            <w:vMerge w:val="restart"/>
+            <w:shd w:val="clear" w:color="auto" w:fill="auto"/>
+          </w:tcPr>
+          <w:p>
+            <w:pPr>
+              <w:keepNext/>
+              <w:jc w:val="center"/>
+              <w:rPr>
+                <w:szCs w:val="22"/>
+              </w:rPr>
+            </w:pPr>
+            <w:r>
+              <w:rPr>
+                <w:rFonts w:ascii="Times New Roman" w:hAnsi="Times New Roman"/>
+                <w:sz w:val="24"/>
+                <w:szCs w:val="22"/>
+              </w:rPr>
+              <w:t>Восстановление и сопровождение данных</w:t>
+            </w:r>
+          </w:p>
+        </w:tc>
+        <w:tc>
+          <w:tcPr>
+            <w:tcW w:w="0" w:type="auto"/>
+            <w:shd w:val="clear" w:color="auto" w:fill="auto"/>
+          </w:tcPr>
+          <w:p>
+            <w:pPr>
+              <w:keepNext/>
+              <w:rPr>
+                <w:szCs w:val="22"/>
+              </w:rPr>
+            </w:pPr>
+            <w:r>
+              <w:rPr>
+                <w:rFonts w:ascii="Times New Roman" w:hAnsi="Times New Roman"/>
+                <w:sz w:val="24"/>
+                <w:szCs w:val="22"/>
+              </w:rPr>
+              <w:t>Лабораторная работа №15. Восстановление базы экспериментальных данных из резервной копии с проверкой согласованности записей</w:t>
+            </w:r>
+          </w:p>
+        </w:tc>
+      </w:tr>
+      <w:tr>
+        <w:trPr>
+          <w:cantSplit/>
+        </w:trPr>
+        <w:tc>
+          <w:tcPr>
+            <w:tcW w:w="0" w:type="auto"/>
+            <w:vMerge/>
+            <w:shd w:val="clear" w:color="auto" w:fill="auto"/>
+          </w:tcPr>
+          <w:p/>
+        </w:tc>
+        <w:tc>
+          <w:tcPr>
+            <w:tcW w:w="0" w:type="auto"/>
+            <w:vMerge/>
+            <w:shd w:val="clear" w:color="auto" w:fill="auto"/>
+          </w:tcPr>
+          <w:p/>
+        </w:tc>
+        <w:tc>
+          <w:tcPr>
+            <w:tcW w:w="0" w:type="auto"/>
+            <w:vMerge/>
+            <w:shd w:val="clear" w:color="auto" w:fill="auto"/>
+          </w:tcPr>
+          <w:p/>
+        </w:tc>
+        <w:tc>
+          <w:tcPr>
+            <w:tcW w:w="0" w:type="auto"/>
+            <w:shd w:val="clear" w:color="auto" w:fill="auto"/>
+          </w:tcPr>
+          <w:p>
+            <w:pPr>
+              <w:keepNext/>
+              <w:rPr>
+                <w:szCs w:val="22"/>
+              </w:rPr>
+            </w:pPr>
+            <w:r>
+              <w:rPr>
+                <w:rFonts w:ascii="Times New Roman" w:hAnsi="Times New Roman"/>
+                <w:sz w:val="24"/>
+                <w:szCs w:val="22"/>
+              </w:rPr>
+              <w:t>Лабораторная работа №16. Выполнение миграции схемы расчетных серий с сохранением данных и проверкой обратимости изменения</w:t>
+            </w:r>
+          </w:p>
+        </w:tc>
+      </w:tr>
+    </w:tbl>
+    <w:p>
+      <w:pPr>
+        <w:pStyle w:val="RPD_FOS_Standard"/>
+        <w:keepNext/>
+        <w:tabs>
+          <w:tab w:val="left" w:pos="1140"/>
+        </w:tabs>
+        <w:ind w:firstLine="0"/>
+        <w:rPr>
+          <w:b/>
+          <w:color w:val="auto"/>
+          <w:sz w:val="28"/>
+          <w:szCs w:val="28"/>
+        </w:rPr>
+      </w:pPr>
+    </w:p>
+    <w:p>
+      <w:pPr>
         <w:spacing w:line="240" w:lineRule="auto"/>
         <w:ind w:right="-1"/>
         <w:jc w:val="center"/>
@@ -10379,7 +11741,7 @@
                 <w:szCs w:val="28"/>
                 <w:lang w:val="ru-RU"/>
               </w:rPr>
-              <w:t>работа выполнена в полном объеме с соблюдением необходимой последовательности и требований к проведению опытов;</w:t>
+              <w:t>работа выполнена в полном объеме с соблюдением необходимой последовательности и требований к выполнению задания;</w:t>
             </w:r>
           </w:p>
           <w:p>
@@ -10406,7 +11768,7 @@
                 <w:szCs w:val="28"/>
                 <w:lang w:val="ru-RU"/>
               </w:rPr>
-              <w:t xml:space="preserve">опыты проведены в условиях и режимах, обеспечивающих получение результатов и выводов с наибольшей точностью; </w:t>
+              <w:t xml:space="preserve">методы и средства решения задачи применены корректно и обеспечивают получение проверяемых результатов и обоснованных выводов с необходимой точностью;</w:t>
             </w:r>
           </w:p>
           <w:p>
@@ -10433,7 +11795,7 @@
                 <w:szCs w:val="28"/>
                 <w:lang w:val="ru-RU"/>
               </w:rPr>
-              <w:t xml:space="preserve">научно грамотно, логично описаны наблюдения и сформированы выводы из опыта. В представленном отчете правильно и аккуратно выполнены все записи, таблицы, рисунки, графики, чертежи, вычисления и сделаны выводы; </w:t>
+              <w:t xml:space="preserve">научно грамотно, логично описаны методы решения и результаты, правильно использованы понятия и терминология, сформулированы обоснованные выводы. В представленном отчете правильно и аккуратно выполнены все записи, таблицы, рисунки, графики, чертежи, вычисления и сделаны выводы;</w:t>
             </w:r>
           </w:p>
           <w:p>
@@ -10461,7 +11823,7 @@
                 <w:szCs w:val="28"/>
                 <w:lang w:val="ru-RU"/>
               </w:rPr>
-              <w:t>эксперимент осуществляется по плану с учетом техники безопасности и правил работы с материалами и оборудованием.</w:t>
+              <w:t>работа выполнена по плану; при защите обучающийся обосновывает выбор методов и средств решения задачи и объясняет результаты, представленные в отчете.</w:t>
             </w:r>
           </w:p>
         </w:tc>
@@ -10524,7 +11886,7 @@
                 <w:szCs w:val="28"/>
                 <w:lang w:val="ru-RU"/>
               </w:rPr>
-              <w:t xml:space="preserve">работа выполнена не полностью и объем выполненной работы не позволяет сделать правильных выводов; </w:t>
+              <w:t xml:space="preserve">работа выполнена не полностью и объем выполненной работы не позволяет сделать правильных выводов;</w:t>
             </w:r>
           </w:p>
           <w:p>
@@ -10552,7 +11914,7 @@
                 <w:szCs w:val="28"/>
                 <w:lang w:val="ru-RU"/>
               </w:rPr>
-              <w:t>опыты, измерения, вычисления, наблюдения произведены неправильно;</w:t>
+              <w:t>методы решения задания применены неправильно; вычисления и/или анализ результатов содержат ошибки;</w:t>
             </w:r>
           </w:p>
           <w:p>
@@ -10581,7 +11943,7 @@
                 <w:szCs w:val="28"/>
                 <w:lang w:val="ru-RU"/>
               </w:rPr>
-              <w:t>допущены грубые ошибки в ходе эксперимента.</w:t>
+              <w:t>допущены грубые ошибки в ходе выполнения работы.</w:t>
             </w:r>
           </w:p>
         </w:tc>
@@ -19086,6 +20448,24 @@
       <w:color w:val="666666"/>
     </w:rPr>
   </w:style>
+  <w:style w:type="paragraph" w:customStyle="1" w:styleId="RPD_FOS_Standard">
+    <w:name w:val="РПД: Standard"/>
+    <w:pPr>
+      <w:widowControl w:val="0"/>
+      <w:tabs>
+        <w:tab w:val="left" w:pos="708"/>
+      </w:tabs>
+      <w:ind w:firstLine="400"/>
+      <w:jc w:val="both"/>
+    </w:pPr>
+    <w:rPr>
+      <w:color w:val="000000"/>
+      <w:kern w:val="1"/>
+      <w:sz w:val="24"/>
+      <w:szCs w:val="24"/>
+      <w:lang w:eastAsia="zh-CN"/>
+    </w:rPr>
+  </w:style>
 </w:styles>
 </file>
 
